--- a/docs/manuals/06_ETIS_Team_GitHub_and_Repository_Setup_Quickstart.docx
+++ b/docs/manuals/06_ETIS_Team_GitHub_and_Repository_Setup_Quickstart.docx
@@ -21,6 +21,10 @@
         <w:spacing w:before="40" w:after="40"/>
       </w:pPr>
       <w:r>
+        <w:rPr>
+          <w:color w:val="000000"/>
+          <w:u w:val="none"/>
+        </w:rPr>
         <w:t>Team GitHub &amp; Repository Setup Quickstart</w:t>
       </w:r>
     </w:p>
@@ -31,6 +35,11 @@
       </w:pPr>
       <w:r>
         <w:t>Verify the correct team repository once, with the minimum GitHub access required</w:t>
+      </w:r>
+    </w:p>
+    <w:p>
+      <w:r>
+        <w:t>v0.18.0 manual edition. Software release candidate; publication follows deployment acceptance.</w:t>
       </w:r>
     </w:p>
     <w:tbl>
@@ -45,6 +54,10 @@
         <w:gridCol w:w="5083"/>
       </w:tblGrid>
       <w:tr>
+        <w:trPr>
+          <w:tblHeader/>
+          <w:cantSplit/>
+        </w:trPr>
         <w:tc>
           <w:tcPr>
             <w:tcW w:type="dxa" w:w="1728"/>
@@ -57,6 +70,10 @@
             </w:tcMar>
           </w:tcPr>
           <w:p>
+            <w:pPr>
+              <w:keepNext w:val="0"/>
+              <w:spacing w:before="0" w:after="0"/>
+            </w:pPr>
             <w:r>
               <w:rPr>
                 <w:b/>
@@ -76,6 +93,10 @@
             </w:tcMar>
           </w:tcPr>
           <w:p>
+            <w:pPr>
+              <w:keepNext w:val="0"/>
+              <w:spacing w:before="0" w:after="0"/>
+            </w:pPr>
             <w:r>
               <w:t>Student teams, repository owners, and organization members</w:t>
             </w:r>
@@ -83,6 +104,9 @@
         </w:tc>
       </w:tr>
       <w:tr>
+        <w:trPr>
+          <w:cantSplit/>
+        </w:trPr>
         <w:tc>
           <w:tcPr>
             <w:tcW w:type="dxa" w:w="1728"/>
@@ -95,6 +119,10 @@
             </w:tcMar>
           </w:tcPr>
           <w:p>
+            <w:pPr>
+              <w:keepNext w:val="0"/>
+              <w:spacing w:before="0" w:after="0"/>
+            </w:pPr>
             <w:r>
               <w:rPr>
                 <w:b/>
@@ -114,6 +142,10 @@
             </w:tcMar>
           </w:tcPr>
           <w:p>
+            <w:pPr>
+              <w:keepNext w:val="0"/>
+              <w:spacing w:before="0" w:after="0"/>
+            </w:pPr>
             <w:r>
               <w:t>Complete the normal nomination -&gt; GitHub authorization -&gt; exact verification path safely and understand what to do when the path differs.</w:t>
             </w:r>
@@ -130,7 +162,7 @@
           <w:color w:val="556372"/>
           <w:sz w:val="16"/>
         </w:rPr>
-        <w:t>COMP 330/474 Software Engineering • Fall 2026 • Semester Start 2026 • August 23, 2026</w:t>
+        <w:t>COMP 330/474 Software Engineering • Fall 2026 • v0.18.0 • October 2, 2026</w:t>
       </w:r>
     </w:p>
     <w:tbl>
@@ -143,6 +175,10 @@
         <w:gridCol w:w="10166"/>
       </w:tblGrid>
       <w:tr>
+        <w:trPr>
+          <w:tblHeader/>
+          <w:cantSplit/>
+        </w:trPr>
         <w:tc>
           <w:tcPr>
             <w:tcW w:type="dxa" w:w="10166"/>
@@ -155,6 +191,10 @@
             </w:tcMar>
           </w:tcPr>
           <w:p>
+            <w:pPr>
+              <w:keepNext w:val="0"/>
+              <w:spacing w:before="0" w:after="0"/>
+            </w:pPr>
             <w:r>
               <w:rPr>
                 <w:b/>
@@ -194,6 +234,10 @@
         <w:gridCol w:w="2033"/>
       </w:tblGrid>
       <w:tr>
+        <w:trPr>
+          <w:tblHeader/>
+          <w:cantSplit/>
+        </w:trPr>
         <w:tc>
           <w:tcPr>
             <w:tcW w:type="dxa" w:w="2033"/>
@@ -208,6 +252,8 @@
           </w:tcPr>
           <w:p>
             <w:pPr>
+              <w:keepNext w:val="0"/>
+              <w:spacing w:before="0" w:after="0"/>
               <w:jc w:val="center"/>
             </w:pPr>
             <w:r>
@@ -234,6 +280,8 @@
           </w:tcPr>
           <w:p>
             <w:pPr>
+              <w:keepNext w:val="0"/>
+              <w:spacing w:before="0" w:after="0"/>
               <w:jc w:val="center"/>
             </w:pPr>
             <w:r>
@@ -260,6 +308,8 @@
           </w:tcPr>
           <w:p>
             <w:pPr>
+              <w:keepNext w:val="0"/>
+              <w:spacing w:before="0" w:after="0"/>
               <w:jc w:val="center"/>
             </w:pPr>
             <w:r>
@@ -286,6 +336,8 @@
           </w:tcPr>
           <w:p>
             <w:pPr>
+              <w:keepNext w:val="0"/>
+              <w:spacing w:before="0" w:after="0"/>
               <w:jc w:val="center"/>
             </w:pPr>
             <w:r>
@@ -312,6 +364,8 @@
           </w:tcPr>
           <w:p>
             <w:pPr>
+              <w:keepNext w:val="0"/>
+              <w:spacing w:before="0" w:after="0"/>
               <w:jc w:val="center"/>
             </w:pPr>
             <w:r>
@@ -341,6 +395,10 @@
         <w:gridCol w:w="10166"/>
       </w:tblGrid>
       <w:tr>
+        <w:trPr>
+          <w:tblHeader/>
+          <w:cantSplit/>
+        </w:trPr>
         <w:tc>
           <w:tcPr>
             <w:tcW w:type="dxa" w:w="10166"/>
@@ -353,6 +411,10 @@
             </w:tcMar>
           </w:tcPr>
           <w:p>
+            <w:pPr>
+              <w:keepNext w:val="0"/>
+              <w:spacing w:before="0" w:after="0"/>
+            </w:pPr>
             <w:r>
               <w:rPr>
                 <w:b/>
@@ -392,6 +454,8 @@
       <w:tr>
         <w:trPr>
           <w:tblHeader w:val="true"/>
+          <w:tblHeader/>
+          <w:cantSplit/>
         </w:trPr>
         <w:tc>
           <w:tcPr>
@@ -405,6 +469,10 @@
             </w:tcMar>
           </w:tcPr>
           <w:p>
+            <w:pPr>
+              <w:keepNext w:val="0"/>
+              <w:spacing w:before="0" w:after="0"/>
+            </w:pPr>
             <w:r>
               <w:rPr>
                 <w:b/>
@@ -427,6 +495,10 @@
             </w:tcMar>
           </w:tcPr>
           <w:p>
+            <w:pPr>
+              <w:keepNext w:val="0"/>
+              <w:spacing w:before="0" w:after="0"/>
+            </w:pPr>
             <w:r>
               <w:rPr>
                 <w:b/>
@@ -449,6 +521,10 @@
             </w:tcMar>
           </w:tcPr>
           <w:p>
+            <w:pPr>
+              <w:keepNext w:val="0"/>
+              <w:spacing w:before="0" w:after="0"/>
+            </w:pPr>
             <w:r>
               <w:rPr>
                 <w:b/>
@@ -461,6 +537,9 @@
         </w:tc>
       </w:tr>
       <w:tr>
+        <w:trPr>
+          <w:cantSplit/>
+        </w:trPr>
         <w:tc>
           <w:tcPr>
             <w:tcW w:type="dxa" w:w="691"/>
@@ -472,6 +551,10 @@
             </w:tcMar>
           </w:tcPr>
           <w:p>
+            <w:pPr>
+              <w:keepNext w:val="0"/>
+              <w:spacing w:before="0" w:after="0"/>
+            </w:pPr>
             <w:r>
               <w:rPr>
                 <w:sz w:val="18"/>
@@ -491,6 +574,10 @@
             </w:tcMar>
           </w:tcPr>
           <w:p>
+            <w:pPr>
+              <w:keepNext w:val="0"/>
+              <w:spacing w:before="0" w:after="0"/>
+            </w:pPr>
             <w:r>
               <w:rPr>
                 <w:sz w:val="18"/>
@@ -510,6 +597,10 @@
             </w:tcMar>
           </w:tcPr>
           <w:p>
+            <w:pPr>
+              <w:keepNext w:val="0"/>
+              <w:spacing w:before="0" w:after="0"/>
+            </w:pPr>
             <w:r>
               <w:rPr>
                 <w:sz w:val="18"/>
@@ -520,6 +611,9 @@
         </w:tc>
       </w:tr>
       <w:tr>
+        <w:trPr>
+          <w:cantSplit/>
+        </w:trPr>
         <w:tc>
           <w:tcPr>
             <w:tcW w:type="dxa" w:w="691"/>
@@ -531,6 +625,10 @@
             </w:tcMar>
           </w:tcPr>
           <w:p>
+            <w:pPr>
+              <w:keepNext w:val="0"/>
+              <w:spacing w:before="0" w:after="0"/>
+            </w:pPr>
             <w:r>
               <w:rPr>
                 <w:sz w:val="18"/>
@@ -550,6 +648,10 @@
             </w:tcMar>
           </w:tcPr>
           <w:p>
+            <w:pPr>
+              <w:keepNext w:val="0"/>
+              <w:spacing w:before="0" w:after="0"/>
+            </w:pPr>
             <w:r>
               <w:rPr>
                 <w:sz w:val="18"/>
@@ -569,6 +671,10 @@
             </w:tcMar>
           </w:tcPr>
           <w:p>
+            <w:pPr>
+              <w:keepNext w:val="0"/>
+              <w:spacing w:before="0" w:after="0"/>
+            </w:pPr>
             <w:r>
               <w:rPr>
                 <w:sz w:val="18"/>
@@ -579,6 +685,9 @@
         </w:tc>
       </w:tr>
       <w:tr>
+        <w:trPr>
+          <w:cantSplit/>
+        </w:trPr>
         <w:tc>
           <w:tcPr>
             <w:tcW w:type="dxa" w:w="691"/>
@@ -590,6 +699,10 @@
             </w:tcMar>
           </w:tcPr>
           <w:p>
+            <w:pPr>
+              <w:keepNext w:val="0"/>
+              <w:spacing w:before="0" w:after="0"/>
+            </w:pPr>
             <w:r>
               <w:rPr>
                 <w:sz w:val="18"/>
@@ -609,6 +722,10 @@
             </w:tcMar>
           </w:tcPr>
           <w:p>
+            <w:pPr>
+              <w:keepNext w:val="0"/>
+              <w:spacing w:before="0" w:after="0"/>
+            </w:pPr>
             <w:r>
               <w:rPr>
                 <w:sz w:val="18"/>
@@ -628,6 +745,10 @@
             </w:tcMar>
           </w:tcPr>
           <w:p>
+            <w:pPr>
+              <w:keepNext w:val="0"/>
+              <w:spacing w:before="0" w:after="0"/>
+            </w:pPr>
             <w:r>
               <w:rPr>
                 <w:sz w:val="18"/>
@@ -638,6 +759,9 @@
         </w:tc>
       </w:tr>
       <w:tr>
+        <w:trPr>
+          <w:cantSplit/>
+        </w:trPr>
         <w:tc>
           <w:tcPr>
             <w:tcW w:type="dxa" w:w="691"/>
@@ -649,6 +773,10 @@
             </w:tcMar>
           </w:tcPr>
           <w:p>
+            <w:pPr>
+              <w:keepNext w:val="0"/>
+              <w:spacing w:before="0" w:after="0"/>
+            </w:pPr>
             <w:r>
               <w:rPr>
                 <w:sz w:val="18"/>
@@ -668,6 +796,10 @@
             </w:tcMar>
           </w:tcPr>
           <w:p>
+            <w:pPr>
+              <w:keepNext w:val="0"/>
+              <w:spacing w:before="0" w:after="0"/>
+            </w:pPr>
             <w:r>
               <w:rPr>
                 <w:sz w:val="18"/>
@@ -687,6 +819,10 @@
             </w:tcMar>
           </w:tcPr>
           <w:p>
+            <w:pPr>
+              <w:keepNext w:val="0"/>
+              <w:spacing w:before="0" w:after="0"/>
+            </w:pPr>
             <w:r>
               <w:rPr>
                 <w:sz w:val="18"/>
@@ -697,6 +833,9 @@
         </w:tc>
       </w:tr>
       <w:tr>
+        <w:trPr>
+          <w:cantSplit/>
+        </w:trPr>
         <w:tc>
           <w:tcPr>
             <w:tcW w:type="dxa" w:w="691"/>
@@ -708,6 +847,10 @@
             </w:tcMar>
           </w:tcPr>
           <w:p>
+            <w:pPr>
+              <w:keepNext w:val="0"/>
+              <w:spacing w:before="0" w:after="0"/>
+            </w:pPr>
             <w:r>
               <w:rPr>
                 <w:sz w:val="18"/>
@@ -727,6 +870,10 @@
             </w:tcMar>
           </w:tcPr>
           <w:p>
+            <w:pPr>
+              <w:keepNext w:val="0"/>
+              <w:spacing w:before="0" w:after="0"/>
+            </w:pPr>
             <w:r>
               <w:rPr>
                 <w:sz w:val="18"/>
@@ -746,6 +893,10 @@
             </w:tcMar>
           </w:tcPr>
           <w:p>
+            <w:pPr>
+              <w:keepNext w:val="0"/>
+              <w:spacing w:before="0" w:after="0"/>
+            </w:pPr>
             <w:r>
               <w:rPr>
                 <w:sz w:val="18"/>
@@ -762,13 +913,9 @@
       </w:pPr>
     </w:p>
     <w:p>
-      <w:r>
-        <w:br w:type="page"/>
-      </w:r>
-    </w:p>
-    <w:p>
       <w:pPr>
         <w:pStyle w:val="Heading1"/>
+        <w:pageBreakBefore/>
       </w:pPr>
       <w:r>
         <w:t>The setup flow on screen</w:t>
@@ -786,6 +933,10 @@
         <w:gridCol w:w="5083"/>
       </w:tblGrid>
       <w:tr>
+        <w:trPr>
+          <w:tblHeader/>
+          <w:cantSplit/>
+        </w:trPr>
         <w:tc>
           <w:tcPr>
             <w:tcW w:type="dxa" w:w="5083"/>
@@ -798,6 +949,8 @@
           </w:tcPr>
           <w:p>
             <w:pPr>
+              <w:keepNext w:val="0"/>
+              <w:spacing w:before="0" w:after="0"/>
               <w:jc w:val="center"/>
             </w:pPr>
             <w:r>
@@ -837,6 +990,8 @@
           </w:p>
           <w:p>
             <w:pPr>
+              <w:keepNext w:val="0"/>
+              <w:spacing w:before="0" w:after="0"/>
               <w:jc w:val="center"/>
             </w:pPr>
             <w:r>
@@ -861,6 +1016,8 @@
           </w:tcPr>
           <w:p>
             <w:pPr>
+              <w:keepNext w:val="0"/>
+              <w:spacing w:before="0" w:after="0"/>
               <w:jc w:val="center"/>
             </w:pPr>
             <w:r>
@@ -900,6 +1057,8 @@
           </w:p>
           <w:p>
             <w:pPr>
+              <w:keepNext w:val="0"/>
+              <w:spacing w:before="0" w:after="0"/>
               <w:jc w:val="center"/>
             </w:pPr>
             <w:r>
@@ -914,6 +1073,9 @@
         </w:tc>
       </w:tr>
       <w:tr>
+        <w:trPr>
+          <w:cantSplit/>
+        </w:trPr>
         <w:tc>
           <w:tcPr>
             <w:tcW w:type="dxa" w:w="5083"/>
@@ -926,6 +1088,8 @@
           </w:tcPr>
           <w:p>
             <w:pPr>
+              <w:keepNext w:val="0"/>
+              <w:spacing w:before="0" w:after="0"/>
               <w:jc w:val="center"/>
             </w:pPr>
             <w:r>
@@ -965,6 +1129,8 @@
           </w:p>
           <w:p>
             <w:pPr>
+              <w:keepNext w:val="0"/>
+              <w:spacing w:before="0" w:after="0"/>
               <w:jc w:val="center"/>
             </w:pPr>
             <w:r>
@@ -989,6 +1155,8 @@
           </w:tcPr>
           <w:p>
             <w:pPr>
+              <w:keepNext w:val="0"/>
+              <w:spacing w:before="0" w:after="0"/>
               <w:jc w:val="center"/>
             </w:pPr>
             <w:r>
@@ -1028,6 +1196,8 @@
           </w:p>
           <w:p>
             <w:pPr>
+              <w:keepNext w:val="0"/>
+              <w:spacing w:before="0" w:after="0"/>
               <w:jc w:val="center"/>
             </w:pPr>
             <w:r>
@@ -1057,6 +1227,10 @@
         <w:gridCol w:w="10166"/>
       </w:tblGrid>
       <w:tr>
+        <w:trPr>
+          <w:tblHeader/>
+          <w:cantSplit/>
+        </w:trPr>
         <w:tc>
           <w:tcPr>
             <w:tcW w:type="dxa" w:w="10166"/>
@@ -1069,6 +1243,10 @@
             </w:tcMar>
           </w:tcPr>
           <w:p>
+            <w:pPr>
+              <w:keepNext w:val="0"/>
+              <w:spacing w:before="0" w:after="0"/>
+            </w:pPr>
             <w:r>
               <w:rPr>
                 <w:b/>
@@ -1094,11 +1272,6 @@
       </w:pPr>
     </w:p>
     <w:p>
-      <w:r>
-        <w:br w:type="page"/>
-      </w:r>
-    </w:p>
-    <w:p>
       <w:pPr>
         <w:pStyle w:val="Heading1"/>
       </w:pPr>
@@ -1121,6 +1294,8 @@
       <w:tr>
         <w:trPr>
           <w:tblHeader w:val="true"/>
+          <w:tblHeader/>
+          <w:cantSplit/>
         </w:trPr>
         <w:tc>
           <w:tcPr>
@@ -1134,6 +1309,10 @@
             </w:tcMar>
           </w:tcPr>
           <w:p>
+            <w:pPr>
+              <w:keepNext w:val="0"/>
+              <w:spacing w:before="0" w:after="0"/>
+            </w:pPr>
             <w:r>
               <w:rPr>
                 <w:b/>
@@ -1156,6 +1335,10 @@
             </w:tcMar>
           </w:tcPr>
           <w:p>
+            <w:pPr>
+              <w:keepNext w:val="0"/>
+              <w:spacing w:before="0" w:after="0"/>
+            </w:pPr>
             <w:r>
               <w:rPr>
                 <w:b/>
@@ -1178,6 +1361,10 @@
             </w:tcMar>
           </w:tcPr>
           <w:p>
+            <w:pPr>
+              <w:keepNext w:val="0"/>
+              <w:spacing w:before="0" w:after="0"/>
+            </w:pPr>
             <w:r>
               <w:rPr>
                 <w:b/>
@@ -1190,6 +1377,9 @@
         </w:tc>
       </w:tr>
       <w:tr>
+        <w:trPr>
+          <w:cantSplit/>
+        </w:trPr>
         <w:tc>
           <w:tcPr>
             <w:tcW w:type="dxa" w:w="2088"/>
@@ -1201,6 +1391,10 @@
             </w:tcMar>
           </w:tcPr>
           <w:p>
+            <w:pPr>
+              <w:keepNext w:val="0"/>
+              <w:spacing w:before="0" w:after="0"/>
+            </w:pPr>
             <w:r>
               <w:rPr>
                 <w:sz w:val="18"/>
@@ -1220,6 +1414,10 @@
             </w:tcMar>
           </w:tcPr>
           <w:p>
+            <w:pPr>
+              <w:keepNext w:val="0"/>
+              <w:spacing w:before="0" w:after="0"/>
+            </w:pPr>
             <w:r>
               <w:rPr>
                 <w:sz w:val="18"/>
@@ -1239,6 +1437,10 @@
             </w:tcMar>
           </w:tcPr>
           <w:p>
+            <w:pPr>
+              <w:keepNext w:val="0"/>
+              <w:spacing w:before="0" w:after="0"/>
+            </w:pPr>
             <w:r>
               <w:rPr>
                 <w:sz w:val="18"/>
@@ -1249,6 +1451,9 @@
         </w:tc>
       </w:tr>
       <w:tr>
+        <w:trPr>
+          <w:cantSplit/>
+        </w:trPr>
         <w:tc>
           <w:tcPr>
             <w:tcW w:type="dxa" w:w="2088"/>
@@ -1260,6 +1465,10 @@
             </w:tcMar>
           </w:tcPr>
           <w:p>
+            <w:pPr>
+              <w:keepNext w:val="0"/>
+              <w:spacing w:before="0" w:after="0"/>
+            </w:pPr>
             <w:r>
               <w:rPr>
                 <w:sz w:val="18"/>
@@ -1279,6 +1488,10 @@
             </w:tcMar>
           </w:tcPr>
           <w:p>
+            <w:pPr>
+              <w:keepNext w:val="0"/>
+              <w:spacing w:before="0" w:after="0"/>
+            </w:pPr>
             <w:r>
               <w:rPr>
                 <w:sz w:val="18"/>
@@ -1298,6 +1511,10 @@
             </w:tcMar>
           </w:tcPr>
           <w:p>
+            <w:pPr>
+              <w:keepNext w:val="0"/>
+              <w:spacing w:before="0" w:after="0"/>
+            </w:pPr>
             <w:r>
               <w:rPr>
                 <w:sz w:val="18"/>
@@ -1312,6 +1529,24 @@
       <w:pPr>
         <w:spacing w:after="40"/>
       </w:pPr>
+    </w:p>
+    <w:p>
+      <w:pPr>
+        <w:pStyle w:val="Heading2"/>
+      </w:pPr>
+      <w:r>
+        <w:t>After verification</w:t>
+      </w:r>
+    </w:p>
+    <w:p>
+      <w:r>
+        <w:t>The Review Room is the conversation home. Engineering Evidence is the saved source notebook. Same-snapshot and newer-saved-snapshot notices explain their relationship; browsing newer saved evidence never changes an active review’s frozen baseline.</w:t>
+      </w:r>
+    </w:p>
+    <w:p>
+      <w:r>
+        <w:t>Use the v0.18.0 Student User Guide (05) and Quick Reference (07) for current review actions. Screenshots show historical setup examples; exact names, counts and provider UI may differ. No additional GitHub permissions are required by this release.</w:t>
+      </w:r>
     </w:p>
     <w:p>
       <w:pPr>
@@ -1335,6 +1570,8 @@
       <w:tr>
         <w:trPr>
           <w:tblHeader w:val="true"/>
+          <w:tblHeader/>
+          <w:cantSplit/>
         </w:trPr>
         <w:tc>
           <w:tcPr>
@@ -1348,6 +1585,10 @@
             </w:tcMar>
           </w:tcPr>
           <w:p>
+            <w:pPr>
+              <w:keepNext w:val="0"/>
+              <w:spacing w:before="0" w:after="0"/>
+            </w:pPr>
             <w:r>
               <w:rPr>
                 <w:b/>
@@ -1370,6 +1611,10 @@
             </w:tcMar>
           </w:tcPr>
           <w:p>
+            <w:pPr>
+              <w:keepNext w:val="0"/>
+              <w:spacing w:before="0" w:after="0"/>
+            </w:pPr>
             <w:r>
               <w:rPr>
                 <w:b/>
@@ -1382,6 +1627,9 @@
         </w:tc>
       </w:tr>
       <w:tr>
+        <w:trPr>
+          <w:cantSplit/>
+        </w:trPr>
         <w:tc>
           <w:tcPr>
             <w:tcW w:type="dxa" w:w="3096"/>
@@ -1393,6 +1641,10 @@
             </w:tcMar>
           </w:tcPr>
           <w:p>
+            <w:pPr>
+              <w:keepNext w:val="0"/>
+              <w:spacing w:before="0" w:after="0"/>
+            </w:pPr>
             <w:r>
               <w:rPr>
                 <w:sz w:val="18"/>
@@ -1412,6 +1664,10 @@
             </w:tcMar>
           </w:tcPr>
           <w:p>
+            <w:pPr>
+              <w:keepNext w:val="0"/>
+              <w:spacing w:before="0" w:after="0"/>
+            </w:pPr>
             <w:r>
               <w:rPr>
                 <w:sz w:val="18"/>
@@ -1422,6 +1678,9 @@
         </w:tc>
       </w:tr>
       <w:tr>
+        <w:trPr>
+          <w:cantSplit/>
+        </w:trPr>
         <w:tc>
           <w:tcPr>
             <w:tcW w:type="dxa" w:w="3096"/>
@@ -1433,6 +1692,10 @@
             </w:tcMar>
           </w:tcPr>
           <w:p>
+            <w:pPr>
+              <w:keepNext w:val="0"/>
+              <w:spacing w:before="0" w:after="0"/>
+            </w:pPr>
             <w:r>
               <w:rPr>
                 <w:sz w:val="18"/>
@@ -1452,6 +1715,10 @@
             </w:tcMar>
           </w:tcPr>
           <w:p>
+            <w:pPr>
+              <w:keepNext w:val="0"/>
+              <w:spacing w:before="0" w:after="0"/>
+            </w:pPr>
             <w:r>
               <w:rPr>
                 <w:sz w:val="18"/>
@@ -1462,6 +1729,9 @@
         </w:tc>
       </w:tr>
       <w:tr>
+        <w:trPr>
+          <w:cantSplit/>
+        </w:trPr>
         <w:tc>
           <w:tcPr>
             <w:tcW w:type="dxa" w:w="3096"/>
@@ -1473,6 +1743,10 @@
             </w:tcMar>
           </w:tcPr>
           <w:p>
+            <w:pPr>
+              <w:keepNext w:val="0"/>
+              <w:spacing w:before="0" w:after="0"/>
+            </w:pPr>
             <w:r>
               <w:rPr>
                 <w:sz w:val="18"/>
@@ -1492,6 +1766,10 @@
             </w:tcMar>
           </w:tcPr>
           <w:p>
+            <w:pPr>
+              <w:keepNext w:val="0"/>
+              <w:spacing w:before="0" w:after="0"/>
+            </w:pPr>
             <w:r>
               <w:rPr>
                 <w:sz w:val="18"/>
@@ -1502,6 +1780,9 @@
         </w:tc>
       </w:tr>
       <w:tr>
+        <w:trPr>
+          <w:cantSplit/>
+        </w:trPr>
         <w:tc>
           <w:tcPr>
             <w:tcW w:type="dxa" w:w="3096"/>
@@ -1513,6 +1794,10 @@
             </w:tcMar>
           </w:tcPr>
           <w:p>
+            <w:pPr>
+              <w:keepNext w:val="0"/>
+              <w:spacing w:before="0" w:after="0"/>
+            </w:pPr>
             <w:r>
               <w:rPr>
                 <w:sz w:val="18"/>
@@ -1532,6 +1817,10 @@
             </w:tcMar>
           </w:tcPr>
           <w:p>
+            <w:pPr>
+              <w:keepNext w:val="0"/>
+              <w:spacing w:before="0" w:after="0"/>
+            </w:pPr>
             <w:r>
               <w:rPr>
                 <w:sz w:val="18"/>
@@ -1542,6 +1831,9 @@
         </w:tc>
       </w:tr>
       <w:tr>
+        <w:trPr>
+          <w:cantSplit/>
+        </w:trPr>
         <w:tc>
           <w:tcPr>
             <w:tcW w:type="dxa" w:w="3096"/>
@@ -1553,6 +1845,10 @@
             </w:tcMar>
           </w:tcPr>
           <w:p>
+            <w:pPr>
+              <w:keepNext w:val="0"/>
+              <w:spacing w:before="0" w:after="0"/>
+            </w:pPr>
             <w:r>
               <w:rPr>
                 <w:sz w:val="18"/>
@@ -1572,6 +1868,10 @@
             </w:tcMar>
           </w:tcPr>
           <w:p>
+            <w:pPr>
+              <w:keepNext w:val="0"/>
+              <w:spacing w:before="0" w:after="0"/>
+            </w:pPr>
             <w:r>
               <w:rPr>
                 <w:sz w:val="18"/>
@@ -1582,6 +1882,9 @@
         </w:tc>
       </w:tr>
       <w:tr>
+        <w:trPr>
+          <w:cantSplit/>
+        </w:trPr>
         <w:tc>
           <w:tcPr>
             <w:tcW w:type="dxa" w:w="3096"/>
@@ -1593,6 +1896,10 @@
             </w:tcMar>
           </w:tcPr>
           <w:p>
+            <w:pPr>
+              <w:keepNext w:val="0"/>
+              <w:spacing w:before="0" w:after="0"/>
+            </w:pPr>
             <w:r>
               <w:rPr>
                 <w:sz w:val="18"/>
@@ -1612,6 +1919,10 @@
             </w:tcMar>
           </w:tcPr>
           <w:p>
+            <w:pPr>
+              <w:keepNext w:val="0"/>
+              <w:spacing w:before="0" w:after="0"/>
+            </w:pPr>
             <w:r>
               <w:rPr>
                 <w:sz w:val="18"/>
@@ -1622,6 +1933,9 @@
         </w:tc>
       </w:tr>
       <w:tr>
+        <w:trPr>
+          <w:cantSplit/>
+        </w:trPr>
         <w:tc>
           <w:tcPr>
             <w:tcW w:type="dxa" w:w="3096"/>
@@ -1633,6 +1947,10 @@
             </w:tcMar>
           </w:tcPr>
           <w:p>
+            <w:pPr>
+              <w:keepNext w:val="0"/>
+              <w:spacing w:before="0" w:after="0"/>
+            </w:pPr>
             <w:r>
               <w:rPr>
                 <w:sz w:val="18"/>
@@ -1652,6 +1970,10 @@
             </w:tcMar>
           </w:tcPr>
           <w:p>
+            <w:pPr>
+              <w:keepNext w:val="0"/>
+              <w:spacing w:before="0" w:after="0"/>
+            </w:pPr>
             <w:r>
               <w:rPr>
                 <w:sz w:val="18"/>
@@ -1662,6 +1984,9 @@
         </w:tc>
       </w:tr>
       <w:tr>
+        <w:trPr>
+          <w:cantSplit/>
+        </w:trPr>
         <w:tc>
           <w:tcPr>
             <w:tcW w:type="dxa" w:w="3096"/>
@@ -1673,6 +1998,10 @@
             </w:tcMar>
           </w:tcPr>
           <w:p>
+            <w:pPr>
+              <w:keepNext w:val="0"/>
+              <w:spacing w:before="0" w:after="0"/>
+            </w:pPr>
             <w:r>
               <w:rPr>
                 <w:sz w:val="18"/>
@@ -1692,6 +2021,10 @@
             </w:tcMar>
           </w:tcPr>
           <w:p>
+            <w:pPr>
+              <w:keepNext w:val="0"/>
+              <w:spacing w:before="0" w:after="0"/>
+            </w:pPr>
             <w:r>
               <w:rPr>
                 <w:sz w:val="18"/>
@@ -1717,6 +2050,10 @@
         <w:gridCol w:w="10166"/>
       </w:tblGrid>
       <w:tr>
+        <w:trPr>
+          <w:tblHeader/>
+          <w:cantSplit/>
+        </w:trPr>
         <w:tc>
           <w:tcPr>
             <w:tcW w:type="dxa" w:w="10166"/>
@@ -1729,6 +2066,10 @@
             </w:tcMar>
           </w:tcPr>
           <w:p>
+            <w:pPr>
+              <w:keepNext w:val="0"/>
+              <w:spacing w:before="0" w:after="0"/>
+            </w:pPr>
             <w:r>
               <w:rPr>
                 <w:b/>
@@ -1763,6 +2104,10 @@
         <w:gridCol w:w="10166"/>
       </w:tblGrid>
       <w:tr>
+        <w:trPr>
+          <w:tblHeader/>
+          <w:cantSplit/>
+        </w:trPr>
         <w:tc>
           <w:tcPr>
             <w:tcW w:type="dxa" w:w="10166"/>
@@ -1775,6 +2120,10 @@
             </w:tcMar>
           </w:tcPr>
           <w:p>
+            <w:pPr>
+              <w:keepNext w:val="0"/>
+              <w:spacing w:before="0" w:after="0"/>
+            </w:pPr>
             <w:r>
               <w:rPr>
                 <w:b/>
@@ -1803,7 +2152,7 @@
       <w:headerReference w:type="default" r:id="rId9"/>
       <w:footerReference w:type="default" r:id="rId10"/>
       <w:pgSz w:w="12240" w:h="15840"/>
-      <w:pgMar w:top="792" w:right="1037" w:bottom="792" w:left="1037" w:header="720" w:footer="720" w:gutter="0"/>
+      <w:pgMar w:top="1512" w:right="1037" w:bottom="1080" w:left="1037" w:header="720" w:footer="504" w:gutter="0"/>
       <w:cols w:space="720"/>
       <w:docGrid w:linePitch="360"/>
     </w:sectPr>
@@ -2606,16 +2955,13 @@
     <w:qFormat/>
     <w:rsid w:val="00FC693F"/>
     <w:pPr>
-      <w:pBdr>
-        <w:bottom w:val="single" w:sz="8" w:space="4" w:color="4F81BD" w:themeColor="accent1"/>
-      </w:pBdr>
       <w:spacing w:after="80" w:line="240" w:lineRule="auto" w:before="160"/>
       <w:contextualSpacing/>
     </w:pPr>
     <w:rPr>
       <w:rFonts w:asciiTheme="majorHAnsi" w:eastAsiaTheme="majorEastAsia" w:hAnsiTheme="majorHAnsi" w:cstheme="majorBidi" w:ascii="Arial" w:hAnsi="Arial"/>
       <w:b/>
-      <w:color w:val="0B1722"/>
+      <w:color w:val="000000"/>
       <w:spacing w:val="5"/>
       <w:kern w:val="28"/>
       <w:sz w:val="56"/>

--- a/docs/manuals/06_ETIS_Team_GitHub_and_Repository_Setup_Quickstart.docx
+++ b/docs/manuals/06_ETIS_Team_GitHub_and_Repository_Setup_Quickstart.docx
@@ -39,7 +39,7 @@
     </w:p>
     <w:p>
       <w:r>
-        <w:t>v0.18.0 manual edition. Software release candidate; publication follows deployment acceptance.</w:t>
+        <w:t>v0.18.0 release manual edition. Production acceptance has separate source and deployment provenance.</w:t>
       </w:r>
     </w:p>
     <w:tbl>

--- a/docs/manuals/06_ETIS_Team_GitHub_and_Repository_Setup_Quickstart.docx
+++ b/docs/manuals/06_ETIS_Team_GitHub_and_Repository_Setup_Quickstart.docx
@@ -39,7 +39,7 @@
     </w:p>
     <w:p>
       <w:r>
-        <w:t>v0.18.0 release manual edition. Production acceptance has separate source and deployment provenance.</w:t>
+        <w:t>v0.18.1 candidate manual edition. Local UI validation only; production remains accepted v0.18.0 until protected deployment and human acceptance.</w:t>
       </w:r>
     </w:p>
     <w:tbl>
@@ -162,7 +162,7 @@
           <w:color w:val="556372"/>
           <w:sz w:val="16"/>
         </w:rPr>
-        <w:t>COMP 330/474 Software Engineering • Fall 2026 • v0.18.0 • October 2, 2026</w:t>
+        <w:t>COMP 330/474 Software Engineering • Fall 2026 • v0.18.1 candidate • October 8, 2026</w:t>
       </w:r>
     </w:p>
     <w:tbl>
@@ -2148,6 +2148,58 @@
         <w:spacing w:after="20"/>
       </w:pPr>
     </w:p>
+    <w:p>
+      <w:r>
+        <w:br w:type="page"/>
+      </w:r>
+    </w:p>
+    <w:p>
+      <w:pPr>
+        <w:pStyle w:val="Heading1"/>
+      </w:pPr>
+      <w:r>
+        <w:t>After connecting: move between rooms and reviews</w:t>
+      </w:r>
+    </w:p>
+    <w:p>
+      <w:pPr>
+        <w:pStyle w:val="Heading2"/>
+      </w:pPr>
+      <w:r>
+        <w:t>Verification is two distinct conditions</w:t>
+      </w:r>
+    </w:p>
+    <w:p>
+      <w:r>
+        <w:t>Your personal GitHub identity link and your instructor-verified team repository are different checks; both must be ready before your first real review.</w:t>
+      </w:r>
+    </w:p>
+    <w:p>
+      <w:pPr>
+        <w:pStyle w:val="Heading2"/>
+      </w:pPr>
+      <w:r>
+        <w:t>First review to updated work</w:t>
+      </w:r>
+    </w:p>
+    <w:p>
+      <w:r>
+        <w:t>Open Engineering Review Room, select the phase, and choose Start Board Review. Visit Engineering Evidence Room when you need evidence. After updating and pushing your repository, use Start another Board Review. The older review stays accessible under Review History.</w:t>
+      </w:r>
+    </w:p>
+    <w:p>
+      <w:pPr>
+        <w:pStyle w:val="Heading2"/>
+      </w:pPr>
+      <w:r>
+        <w:t>Snapshot check</w:t>
+      </w:r>
+    </w:p>
+    <w:p>
+      <w:r>
+        <w:t>The saved Evidence Room snapshot may differ from the frozen snapshot of an earlier Board Review; compare commit/snapshot labels. This is not a live GitHub HEAD view.</w:t>
+      </w:r>
+    </w:p>
     <w:sectPr>
       <w:headerReference w:type="default" r:id="rId9"/>
       <w:footerReference w:type="default" r:id="rId10"/>
